--- a/files/autoresumes/EscobedoJohn_qa-ai.docx
+++ b/files/autoresumes/EscobedoJohn_qa-ai.docx
@@ -69,6 +69,15 @@
     </w:p>
     <w:p>
       <w:pPr>
+        <w:spacing w:lineRule="auto"/>
+      </w:pPr>
+      <w:r>
+        <w:rPr/>
+        <w:t xml:space="preserve"/>
+      </w:r>
+    </w:p>
+    <w:p>
+      <w:pPr>
         <w:pStyle w:val="Heading2"/>
         <w:spacing w:lineRule="auto"/>
       </w:pPr>
@@ -923,9 +932,7 @@
       </w:pPr>
       <w:r>
         <w:rPr/>
-      </w:r>
-      <w:r>
-        <w:rPr/>
+        <w:t xml:space="preserve">QA Test Lead | QA Analyst, Communication Services for the Deaf (2013–2015)</w:t>
       </w:r>
     </w:p>
     <w:p>
@@ -938,9 +945,7 @@
       </w:pPr>
       <w:r>
         <w:rPr/>
-      </w:r>
-      <w:r>
-        <w:rPr/>
+        <w:t xml:space="preserve">Lead QA Tester | Quality Assurance Tester, DocbookMD (2012–2013)</w:t>
       </w:r>
     </w:p>
     <w:p>
@@ -953,9 +958,7 @@
       </w:pPr>
       <w:r>
         <w:rPr/>
-      </w:r>
-      <w:r>
-        <w:rPr/>
+        <w:t xml:space="preserve">QA Test Lead | QA Tester, Luna Data Solutions (2011–2012)</w:t>
       </w:r>
     </w:p>
     <w:p>
@@ -968,9 +971,7 @@
       </w:pPr>
       <w:r>
         <w:rPr/>
-      </w:r>
-      <w:r>
-        <w:rPr/>
+        <w:t xml:space="preserve">Game Master | Customer Experience &amp; Trust Specialist, Blizzard Entertainment (2010–2011)</w:t>
       </w:r>
     </w:p>
     <w:p>
@@ -983,9 +984,7 @@
       </w:pPr>
       <w:r>
         <w:rPr/>
-      </w:r>
-      <w:r>
-        <w:rPr/>
+        <w:t xml:space="preserve">QA Analyst | Support Tools Developer | Community Operations, Linden Lab (2007–2010)</w:t>
       </w:r>
     </w:p>
     <w:p>
@@ -998,9 +997,7 @@
       </w:pPr>
       <w:r>
         <w:rPr/>
-      </w:r>
-      <w:r>
-        <w:rPr/>
+        <w:t xml:space="preserve">QA Tester, Super Happy Fun Fun (2006–2007)</w:t>
       </w:r>
     </w:p>
     <w:p>
@@ -1013,9 +1010,7 @@
       </w:pPr>
       <w:r>
         <w:rPr/>
-      </w:r>
-      <w:r>
-        <w:rPr/>
+        <w:t xml:space="preserve">QA Test Lead, QA Game Tester, Aspyr Media (2006–2006)</w:t>
       </w:r>
     </w:p>
     <w:p>
@@ -1162,33 +1157,6 @@
         <w:rPr/>
         <w:t xml:space="preserve">1993 – 1995</w:t>
       </w:r>
-    </w:p>
-    <w:p>
-      <w:pPr>
-        <w:pStyle w:val="Heading2"/>
-        <w:spacing w:lineRule="auto"/>
-      </w:pPr>
-      <w:r>
-        <w:rPr/>
-        <w:t xml:space="preserve">View as</w:t>
-      </w:r>
-    </w:p>
-    <w:p>
-      <w:pPr>
-        <w:numPr>
-          <w:ilvl w:val="0"/>
-          <w:numId w:val="9"/>
-        </w:numPr>
-        <w:spacing w:lineRule="auto"/>
-      </w:pPr>
-      <w:hyperlink r:id="rId8">
-        <w:r>
-          <w:rPr>
-            <w:rStyle w:val="Hyperlink"/>
-          </w:rPr>
-          <w:t xml:space="preserve">Plain Text</w:t>
-        </w:r>
-      </w:hyperlink>
     </w:p>
   </w:body>
 </w:document>
@@ -2051,128 +2019,6 @@
     </w:lvl>
   </w:abstractNum>
   <w:abstractNum w:abstractNumId="8">
-    <w:lvl w:ilvl="0">
-      <w:start w:val="1"/>
-      <w:numFmt w:val="bullet"/>
-      <w:lvlText w:val=""/>
-      <w:lvlJc w:val="left"/>
-      <w:pPr>
-        <w:tabs>
-          <w:tab w:val="num" w:pos="720"/>
-        </w:tabs>
-        <w:ind w:left="720" w:hanging="360"/>
-      </w:pPr>
-      <w:rPr>
-        <w:rFonts w:ascii="Symbol" w:hAnsi="Symbol" w:hint="default"/>
-      </w:rPr>
-    </w:lvl>
-    <w:lvl w:ilvl="1">
-      <w:start w:val="1"/>
-      <w:numFmt w:val="bullet"/>
-      <w:lvlText w:val=""/>
-      <w:lvlJc w:val="left"/>
-      <w:pPr>
-        <w:tabs>
-          <w:tab w:val="num" w:pos="1440"/>
-        </w:tabs>
-        <w:ind w:left="1440" w:hanging="360"/>
-      </w:pPr>
-      <w:rPr>
-        <w:rFonts w:ascii="Symbol" w:hAnsi="Symbol" w:hint="default"/>
-      </w:rPr>
-    </w:lvl>
-    <w:lvl w:ilvl="2">
-      <w:start w:val="1"/>
-      <w:numFmt w:val="bullet"/>
-      <w:lvlText w:val=""/>
-      <w:lvlJc w:val="left"/>
-      <w:pPr>
-        <w:tabs>
-          <w:tab w:val="num" w:pos="2160"/>
-        </w:tabs>
-        <w:ind w:left="2160" w:hanging="360"/>
-      </w:pPr>
-      <w:rPr>
-        <w:rFonts w:ascii="Symbol" w:hAnsi="Symbol" w:hint="default"/>
-      </w:rPr>
-    </w:lvl>
-    <w:lvl w:ilvl="3">
-      <w:start w:val="1"/>
-      <w:numFmt w:val="bullet"/>
-      <w:lvlText w:val=""/>
-      <w:lvlJc w:val="left"/>
-      <w:pPr>
-        <w:tabs>
-          <w:tab w:val="num" w:pos="2880"/>
-        </w:tabs>
-        <w:ind w:left="2880" w:hanging="360"/>
-      </w:pPr>
-      <w:rPr>
-        <w:rFonts w:ascii="Symbol" w:hAnsi="Symbol" w:hint="default"/>
-      </w:rPr>
-    </w:lvl>
-    <w:lvl w:ilvl="4">
-      <w:start w:val="1"/>
-      <w:numFmt w:val="bullet"/>
-      <w:lvlText w:val=""/>
-      <w:lvlJc w:val="left"/>
-      <w:pPr>
-        <w:tabs>
-          <w:tab w:val="num" w:pos="3600"/>
-        </w:tabs>
-        <w:ind w:left="3600" w:hanging="360"/>
-      </w:pPr>
-      <w:rPr>
-        <w:rFonts w:ascii="Symbol" w:hAnsi="Symbol" w:hint="default"/>
-      </w:rPr>
-    </w:lvl>
-    <w:lvl w:ilvl="5">
-      <w:start w:val="1"/>
-      <w:numFmt w:val="bullet"/>
-      <w:lvlText w:val=""/>
-      <w:lvlJc w:val="left"/>
-      <w:pPr>
-        <w:tabs>
-          <w:tab w:val="num" w:pos="4320"/>
-        </w:tabs>
-        <w:ind w:left="4320" w:hanging="360"/>
-      </w:pPr>
-      <w:rPr>
-        <w:rFonts w:ascii="Symbol" w:hAnsi="Symbol" w:hint="default"/>
-      </w:rPr>
-    </w:lvl>
-    <w:lvl w:ilvl="6">
-      <w:start w:val="1"/>
-      <w:numFmt w:val="bullet"/>
-      <w:lvlText w:val=""/>
-      <w:lvlJc w:val="left"/>
-      <w:pPr>
-        <w:tabs>
-          <w:tab w:val="num" w:pos="5040"/>
-        </w:tabs>
-        <w:ind w:left="5040" w:hanging="360"/>
-      </w:pPr>
-      <w:rPr>
-        <w:rFonts w:ascii="Symbol" w:hAnsi="Symbol" w:hint="default"/>
-      </w:rPr>
-    </w:lvl>
-    <w:lvl w:ilvl="7">
-      <w:start w:val="1"/>
-      <w:numFmt w:val="bullet"/>
-      <w:lvlText w:val=""/>
-      <w:lvlJc w:val="left"/>
-      <w:pPr>
-        <w:tabs>
-          <w:tab w:val="num" w:pos="5760"/>
-        </w:tabs>
-        <w:ind w:left="5760" w:hanging="360"/>
-      </w:pPr>
-      <w:rPr>
-        <w:rFonts w:ascii="Symbol" w:hAnsi="Symbol" w:hint="default"/>
-      </w:rPr>
-    </w:lvl>
-  </w:abstractNum>
-  <w:abstractNum w:abstractNumId="9">
     <w:lvl w:ilvl="0">
       <w:start w:val="1"/>
       <w:numFmt w:val="bullet"/>
@@ -2317,9 +2163,6 @@
   </w:num>
   <w:num w:numId="8">
     <w:abstractNumId w:val="8"/>
-  </w:num>
-  <w:num w:numId="9">
-    <w:abstractNumId w:val="9"/>
   </w:num>
 </w:numbering>
 </file>
